--- a/docs/resume-project.ru.docx
+++ b/docs/resume-project.ru.docx
@@ -180,7 +180,7 @@
         <w:rPr>
           <w:sz w:val="16"/>
         </w:rPr>
-        <w:t>Локальная проверка: 29.10.2026. Актуальный статус CI — в GitHub Actions.</w:t>
+        <w:t>Проверка: 29.10.2026. GitHub Actions: Python 3.11, Python 3.14 и Docker — успешно.</w:t>
       </w:r>
     </w:p>
     <w:sectPr>
